--- a/tests/team_self_test/자체평가_테스트보고서/오이소창원_자체평가_테스트보고서(2차)_모바일.docx
+++ b/tests/team_self_test/자체평가_테스트보고서/오이소창원_자체평가_테스트보고서(2차)_모바일.docx
@@ -14366,7 +14366,9 @@
       </w:rPr>
     </w:rPrDefault>
     <w:pPrDefault>
-      <w:pPr/>
+      <w:pPr>
+        <w:wordWrap w:val="0"/>
+      </w:pPr>
     </w:pPrDefault>
   </w:docDefaults>
   <w:latentStyles w:defLockedState="0" w:defUIPriority="99" w:defSemiHidden="0" w:defUnhideWhenUsed="0" w:defQFormat="0" w:count="371">
